--- a/templates/ΑΠΟΦΑΣΗ_ΧΟΡΗΓΗΣΗΣ_ΑΝΑΡΡΩΤΙΚΗΣ_ΑΔΕΙΑΣ_ΜΟΝΙΜΩΝ_ΝΟΣΟΚΟΜΕΙΟ.docx
+++ b/templates/ΑΠΟΦΑΣΗ_ΧΟΡΗΓΗΣΗΣ_ΑΝΑΡΡΩΤΙΚΗΣ_ΑΔΕΙΑΣ_ΜΟΝΙΜΩΝ_ΝΟΣΟΚΟΜΕΙΟ.docx
@@ -451,7 +451,33 @@
                       <w:spacing w:val="-2"/>
                       <w:szCs w:val="22"/>
                     </w:rPr>
-                    <w:t>. Άργους Ναυπλίου</w:t>
+                    <w:t xml:space="preserve">. </w:t>
+                  </w:r>
+                  <w:proofErr w:type="spellStart"/>
+                  <w:r>
+                    <w:rPr>
+                      <w:rFonts w:ascii="Calibri" w:hAnsi="Calibri"/>
+                      <w:spacing w:val="-2"/>
+                      <w:szCs w:val="22"/>
+                    </w:rPr>
+                    <w:t>Λεωφ</w:t>
+                  </w:r>
+                  <w:proofErr w:type="spellEnd"/>
+                  <w:r>
+                    <w:rPr>
+                      <w:rFonts w:ascii="Calibri" w:hAnsi="Calibri"/>
+                      <w:spacing w:val="-2"/>
+                      <w:szCs w:val="22"/>
+                    </w:rPr>
+                    <w:t xml:space="preserve">. </w:t>
+                  </w:r>
+                  <w:r>
+                    <w:rPr>
+                      <w:rFonts w:ascii="Calibri" w:hAnsi="Calibri"/>
+                      <w:spacing w:val="-2"/>
+                      <w:szCs w:val="22"/>
+                    </w:rPr>
+                    <w:t>Άργους Ναυπλίου</w:t>
                   </w:r>
                 </w:p>
                 <w:p>
@@ -482,7 +508,6 @@
                     <w:rPr>
                       <w:rFonts w:ascii="Calibri" w:hAnsi="Calibri"/>
                       <w:szCs w:val="22"/>
-                      <w:lang w:val="en-US"/>
                     </w:rPr>
                   </w:pPr>
                   <w:proofErr w:type="spellStart"/>
@@ -498,9 +523,22 @@
                     <w:rPr>
                       <w:rFonts w:ascii="Calibri" w:hAnsi="Calibri"/>
                       <w:szCs w:val="22"/>
-                      <w:lang w:val="en-US"/>
-                    </w:rPr>
-                    <w:t>. 2751022440, 2751069176</w:t>
+                    </w:rPr>
+                    <w:t>.</w:t>
+                  </w:r>
+                  <w:r>
+                    <w:rPr>
+                      <w:rFonts w:ascii="Calibri" w:hAnsi="Calibri"/>
+                      <w:szCs w:val="22"/>
+                    </w:rPr>
+                    <w:t xml:space="preserve"> : </w:t>
+                  </w:r>
+                  <w:r>
+                    <w:rPr>
+                      <w:rFonts w:ascii="Calibri" w:hAnsi="Calibri"/>
+                      <w:szCs w:val="22"/>
+                    </w:rPr>
+                    <w:t>2751069176</w:t>
                   </w:r>
                 </w:p>
                 <w:p>
@@ -511,7 +549,6 @@
                       <w:rFonts w:ascii="Calibri" w:hAnsi="Calibri"/>
                       <w:spacing w:val="-2"/>
                       <w:szCs w:val="22"/>
-                      <w:lang w:val="en-US"/>
                     </w:rPr>
                   </w:pPr>
                   <w:r>
@@ -521,33 +558,133 @@
                       <w:szCs w:val="22"/>
                       <w:lang w:val="en-US"/>
                     </w:rPr>
-                    <w:t xml:space="preserve">Email: </w:t>
-                  </w:r>
-                  <w:r>
-                    <w:fldChar w:fldCharType="begin"/>
-                  </w:r>
-                  <w:r>
-                    <w:rPr>
-                      <w:lang w:val="en-US"/>
-                    </w:rPr>
-                    <w:instrText>HYPERLINK "mailto:mail@3lyk-argous.arg.sch.gr"</w:instrText>
-                  </w:r>
-                  <w:r>
-                    <w:fldChar w:fldCharType="separate"/>
-                  </w:r>
-                  <w:r>
-                    <w:rPr>
-                      <w:rStyle w:val="-"/>
+                    <w:t>Email</w:t>
+                  </w:r>
+                  <w:r>
+                    <w:rPr>
                       <w:rFonts w:ascii="Calibri" w:hAnsi="Calibri"/>
                       <w:spacing w:val="-2"/>
                       <w:szCs w:val="22"/>
-                      <w:lang w:val="en-US"/>
-                    </w:rPr>
-                    <w:t>mail@3lyk-argous.arg.sch.gr</w:t>
-                  </w:r>
-                  <w:r>
-                    <w:fldChar w:fldCharType="end"/>
-                  </w:r>
+                    </w:rPr>
+                    <w:t xml:space="preserve">: </w:t>
+                  </w:r>
+                  <w:hyperlink r:id="rId7" w:history="1">
+                    <w:r>
+                      <w:rPr>
+                        <w:rStyle w:val="-"/>
+                        <w:rFonts w:ascii="Calibri" w:hAnsi="Calibri"/>
+                        <w:spacing w:val="-2"/>
+                        <w:szCs w:val="22"/>
+                        <w:lang w:val="en-US"/>
+                      </w:rPr>
+                      <w:t>mail</w:t>
+                    </w:r>
+                    <w:r>
+                      <w:rPr>
+                        <w:rStyle w:val="-"/>
+                        <w:rFonts w:ascii="Calibri" w:hAnsi="Calibri"/>
+                        <w:spacing w:val="-2"/>
+                        <w:szCs w:val="22"/>
+                      </w:rPr>
+                      <w:t>@3</w:t>
+                    </w:r>
+                    <w:proofErr w:type="spellStart"/>
+                    <w:r>
+                      <w:rPr>
+                        <w:rStyle w:val="-"/>
+                        <w:rFonts w:ascii="Calibri" w:hAnsi="Calibri"/>
+                        <w:spacing w:val="-2"/>
+                        <w:szCs w:val="22"/>
+                        <w:lang w:val="en-US"/>
+                      </w:rPr>
+                      <w:t>lyk</w:t>
+                    </w:r>
+                    <w:proofErr w:type="spellEnd"/>
+                    <w:r>
+                      <w:rPr>
+                        <w:rStyle w:val="-"/>
+                        <w:rFonts w:ascii="Calibri" w:hAnsi="Calibri"/>
+                        <w:spacing w:val="-2"/>
+                        <w:szCs w:val="22"/>
+                      </w:rPr>
+                      <w:t>-</w:t>
+                    </w:r>
+                    <w:proofErr w:type="spellStart"/>
+                    <w:r>
+                      <w:rPr>
+                        <w:rStyle w:val="-"/>
+                        <w:rFonts w:ascii="Calibri" w:hAnsi="Calibri"/>
+                        <w:spacing w:val="-2"/>
+                        <w:szCs w:val="22"/>
+                        <w:lang w:val="en-US"/>
+                      </w:rPr>
+                      <w:t>argous</w:t>
+                    </w:r>
+                    <w:proofErr w:type="spellEnd"/>
+                    <w:r>
+                      <w:rPr>
+                        <w:rStyle w:val="-"/>
+                        <w:rFonts w:ascii="Calibri" w:hAnsi="Calibri"/>
+                        <w:spacing w:val="-2"/>
+                        <w:szCs w:val="22"/>
+                      </w:rPr>
+                      <w:t>.</w:t>
+                    </w:r>
+                    <w:proofErr w:type="spellStart"/>
+                    <w:r>
+                      <w:rPr>
+                        <w:rStyle w:val="-"/>
+                        <w:rFonts w:ascii="Calibri" w:hAnsi="Calibri"/>
+                        <w:spacing w:val="-2"/>
+                        <w:szCs w:val="22"/>
+                        <w:lang w:val="en-US"/>
+                      </w:rPr>
+                      <w:t>arg</w:t>
+                    </w:r>
+                    <w:proofErr w:type="spellEnd"/>
+                    <w:r>
+                      <w:rPr>
+                        <w:rStyle w:val="-"/>
+                        <w:rFonts w:ascii="Calibri" w:hAnsi="Calibri"/>
+                        <w:spacing w:val="-2"/>
+                        <w:szCs w:val="22"/>
+                      </w:rPr>
+                      <w:t>.</w:t>
+                    </w:r>
+                    <w:proofErr w:type="spellStart"/>
+                    <w:r>
+                      <w:rPr>
+                        <w:rStyle w:val="-"/>
+                        <w:rFonts w:ascii="Calibri" w:hAnsi="Calibri"/>
+                        <w:spacing w:val="-2"/>
+                        <w:szCs w:val="22"/>
+                        <w:lang w:val="en-US"/>
+                      </w:rPr>
+                      <w:t>sch</w:t>
+                    </w:r>
+                    <w:proofErr w:type="spellEnd"/>
+                    <w:r>
+                      <w:rPr>
+                        <w:rStyle w:val="-"/>
+                        <w:rFonts w:ascii="Calibri" w:hAnsi="Calibri"/>
+                        <w:spacing w:val="-2"/>
+                        <w:szCs w:val="22"/>
+                      </w:rPr>
+                      <w:t>.</w:t>
+                    </w:r>
+                    <w:proofErr w:type="spellStart"/>
+                    <w:r>
+                      <w:rPr>
+                        <w:rStyle w:val="-"/>
+                        <w:rFonts w:ascii="Calibri" w:hAnsi="Calibri"/>
+                        <w:spacing w:val="-2"/>
+                        <w:szCs w:val="22"/>
+                        <w:lang w:val="en-US"/>
+                      </w:rPr>
+                      <w:t>gr</w:t>
+                    </w:r>
+                    <w:proofErr w:type="spellEnd"/>
+                  </w:hyperlink>
                 </w:p>
                 <w:p>
                   <w:pPr>
@@ -564,7 +701,7 @@
                       <w:spacing w:val="-2"/>
                       <w:szCs w:val="22"/>
                     </w:rPr>
-                    <w:t>Πληροφορίες : κ. Σιδέρη</w:t>
+                    <w:t>Πληροφορίες : κ. Ρουμελιώτης</w:t>
                   </w:r>
                 </w:p>
                 <w:p>
@@ -672,6 +809,153 @@
           <w:sz w:val="18"/>
         </w:rPr>
         <w:pict>
+          <v:shape id="_x0000_s1034" type="#_x0000_t202" style="position:absolute;left:0;text-align:left;margin-left:299.4pt;margin-top:-207.7pt;width:180.6pt;height:41.25pt;z-index:251664384;visibility:visible" o:gfxdata="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" stroked="f">
+            <v:textbox style="mso-next-textbox:#_x0000_s1034">
+              <w:txbxContent>
+                <w:p>
+                  <w:pPr>
+                    <w:rPr>
+                      <w:rFonts w:ascii="Calibri" w:hAnsi="Calibri"/>
+                      <w:sz w:val="22"/>
+                      <w:szCs w:val="24"/>
+                    </w:rPr>
+                  </w:pPr>
+                  <w:r>
+                    <w:rPr>
+                      <w:rFonts w:ascii="Calibri" w:hAnsi="Calibri"/>
+                      <w:spacing w:val="-1"/>
+                      <w:sz w:val="22"/>
+                      <w:szCs w:val="24"/>
+                    </w:rPr>
+                    <w:t xml:space="preserve">Άργος,  </w:t>
+                  </w:r>
+                  <w:r>
+                    <w:rPr>
+                      <w:rFonts w:ascii="Calibri" w:hAnsi="Calibri"/>
+                      <w:spacing w:val="-1"/>
+                      <w:sz w:val="22"/>
+                      <w:szCs w:val="24"/>
+                      <w:lang w:val="en-US"/>
+                    </w:rPr>
+                    <w:t xml:space="preserve">{{ </w:t>
+                  </w:r>
+                  <w:proofErr w:type="spellStart"/>
+                  <w:r>
+                    <w:rPr>
+                      <w:rFonts w:ascii="Calibri" w:hAnsi="Calibri"/>
+                      <w:spacing w:val="-1"/>
+                      <w:sz w:val="22"/>
+                      <w:szCs w:val="24"/>
+                      <w:lang w:val="en-US"/>
+                    </w:rPr>
+                    <w:t>hmer_protocollou</w:t>
+                  </w:r>
+                  <w:proofErr w:type="spellEnd"/>
+                  <w:r>
+                    <w:rPr>
+                      <w:rFonts w:ascii="Calibri" w:hAnsi="Calibri"/>
+                      <w:spacing w:val="-1"/>
+                      <w:sz w:val="22"/>
+                      <w:szCs w:val="24"/>
+                      <w:lang w:val="en-US"/>
+                    </w:rPr>
+                    <w:t xml:space="preserve"> }}</w:t>
+                  </w:r>
+                  <w:r>
+                    <w:rPr>
+                      <w:rFonts w:ascii="Calibri" w:hAnsi="Calibri"/>
+                      <w:sz w:val="22"/>
+                      <w:szCs w:val="24"/>
+                    </w:rPr>
+                    <w:t xml:space="preserve"> </w:t>
+                  </w:r>
+                </w:p>
+                <w:p>
+                  <w:pPr>
+                    <w:rPr>
+                      <w:rFonts w:ascii="Calibri" w:hAnsi="Calibri"/>
+                      <w:sz w:val="22"/>
+                      <w:szCs w:val="24"/>
+                      <w:lang w:val="en-US"/>
+                    </w:rPr>
+                  </w:pPr>
+                  <w:r>
+                    <w:rPr>
+                      <w:rFonts w:ascii="Calibri" w:hAnsi="Calibri"/>
+                      <w:sz w:val="22"/>
+                      <w:szCs w:val="24"/>
+                    </w:rPr>
+                    <w:t xml:space="preserve">Αρ. </w:t>
+                  </w:r>
+                  <w:proofErr w:type="spellStart"/>
+                  <w:r>
+                    <w:rPr>
+                      <w:rFonts w:ascii="Calibri" w:hAnsi="Calibri"/>
+                      <w:sz w:val="22"/>
+                      <w:szCs w:val="24"/>
+                    </w:rPr>
+                    <w:t>Πρωτ</w:t>
+                  </w:r>
+                  <w:proofErr w:type="spellEnd"/>
+                  <w:r>
+                    <w:rPr>
+                      <w:rFonts w:ascii="Calibri" w:hAnsi="Calibri"/>
+                      <w:sz w:val="22"/>
+                      <w:szCs w:val="24"/>
+                    </w:rPr>
+                    <w:t xml:space="preserve"> : </w:t>
+                  </w:r>
+                  <w:r>
+                    <w:rPr>
+                      <w:rFonts w:ascii="Calibri" w:hAnsi="Calibri"/>
+                      <w:sz w:val="22"/>
+                      <w:szCs w:val="24"/>
+                      <w:lang w:val="en-US"/>
+                    </w:rPr>
+                    <w:t xml:space="preserve">{{ </w:t>
+                  </w:r>
+                  <w:proofErr w:type="spellStart"/>
+                  <w:r>
+                    <w:rPr>
+                      <w:rFonts w:ascii="Calibri" w:hAnsi="Calibri"/>
+                      <w:sz w:val="22"/>
+                      <w:szCs w:val="24"/>
+                      <w:lang w:val="en-US"/>
+                    </w:rPr>
+                    <w:t>protocollo_adeias</w:t>
+                  </w:r>
+                  <w:proofErr w:type="spellEnd"/>
+                  <w:r>
+                    <w:rPr>
+                      <w:rFonts w:ascii="Calibri" w:hAnsi="Calibri"/>
+                      <w:sz w:val="22"/>
+                      <w:szCs w:val="24"/>
+                      <w:lang w:val="en-US"/>
+                    </w:rPr>
+                    <w:t xml:space="preserve"> }}</w:t>
+                  </w:r>
+                </w:p>
+                <w:p>
+                  <w:pPr>
+                    <w:rPr>
+                      <w:rFonts w:ascii="Calibri" w:hAnsi="Calibri"/>
+                      <w:sz w:val="24"/>
+                      <w:szCs w:val="24"/>
+                      <w:lang w:val="en-US"/>
+                    </w:rPr>
+                  </w:pPr>
+                </w:p>
+              </w:txbxContent>
+            </v:textbox>
+          </v:shape>
+        </w:pict>
+      </w:r>
+      <w:r>
+        <w:rPr>
+          <w:noProof/>
+          <w:sz w:val="18"/>
+        </w:rPr>
+        <w:pict>
           <v:shape id="Text Box 2" o:spid="_x0000_s1026" type="#_x0000_t202" style="position:absolute;left:0;text-align:left;margin-left:299.4pt;margin-top:-107.05pt;width:164.9pt;height:69.1pt;z-index:251657216;visibility:visible" o:gfxdata="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" stroked="f">
             <v:textbox style="mso-next-textbox:#Text Box 2">
               <w:txbxContent>
@@ -727,81 +1011,949 @@
       </w:r>
       <w:r>
         <w:rPr>
+          <w:rFonts w:ascii="Calibri" w:hAnsi="Calibri"/>
+        </w:rPr>
+        <w:br w:type="column"/>
+      </w:r>
+    </w:p>
+    <w:p>
+      <w:pPr>
+        <w:shd w:val="clear" w:color="auto" w:fill="FFFFFF"/>
+        <w:ind w:left="993" w:hanging="993"/>
+        <w:jc w:val="both"/>
+        <w:rPr>
+          <w:rFonts w:ascii="Calibri" w:hAnsi="Calibri"/>
+          <w:b/>
+          <w:sz w:val="22"/>
+          <w:szCs w:val="24"/>
+        </w:rPr>
+      </w:pPr>
+    </w:p>
+    <w:p>
+      <w:pPr>
+        <w:shd w:val="clear" w:color="auto" w:fill="FFFFFF"/>
+        <w:ind w:left="993" w:hanging="993"/>
+        <w:jc w:val="both"/>
+        <w:rPr>
+          <w:rFonts w:ascii="Calibri" w:hAnsi="Calibri"/>
+          <w:b/>
+          <w:sz w:val="22"/>
+          <w:szCs w:val="24"/>
+        </w:rPr>
+      </w:pPr>
+      <w:r>
+        <w:rPr>
+          <w:rFonts w:ascii="Calibri" w:hAnsi="Calibri"/>
+          <w:b/>
+          <w:sz w:val="22"/>
+          <w:szCs w:val="24"/>
+        </w:rPr>
+        <w:t xml:space="preserve">ΘΕΜΑ:  </w:t>
+      </w:r>
+      <w:r>
+        <w:rPr>
+          <w:rFonts w:ascii="Calibri" w:hAnsi="Calibri"/>
+          <w:b/>
+          <w:sz w:val="22"/>
+          <w:szCs w:val="24"/>
+        </w:rPr>
+        <w:t>«</w:t>
+      </w:r>
+      <w:r>
+        <w:rPr>
+          <w:rFonts w:asciiTheme="minorHAnsi" w:hAnsiTheme="minorHAnsi" w:cstheme="minorHAnsi"/>
+          <w:b/>
+          <w:sz w:val="22"/>
+          <w:szCs w:val="22"/>
+        </w:rPr>
+        <w:t>Χορήγηση αναρρωτικής άδειας</w:t>
+      </w:r>
+      <w:r>
+        <w:rPr>
+          <w:rFonts w:ascii="Calibri" w:hAnsi="Calibri"/>
+          <w:b/>
+          <w:sz w:val="22"/>
+          <w:szCs w:val="24"/>
+        </w:rPr>
+        <w:t>».</w:t>
+      </w:r>
+    </w:p>
+    <w:p>
+      <w:pPr>
+        <w:shd w:val="clear" w:color="auto" w:fill="FFFFFF"/>
+        <w:ind w:left="993" w:hanging="993"/>
+        <w:jc w:val="both"/>
+        <w:rPr>
+          <w:rFonts w:ascii="Calibri" w:hAnsi="Calibri"/>
+          <w:b/>
+          <w:sz w:val="22"/>
+          <w:szCs w:val="24"/>
+        </w:rPr>
+      </w:pPr>
+    </w:p>
+    <w:p>
+      <w:pPr>
+        <w:pStyle w:val="a6"/>
+        <w:tabs>
+          <w:tab w:val="left" w:pos="993"/>
+          <w:tab w:val="left" w:pos="1418"/>
+          <w:tab w:val="center" w:pos="4677"/>
+        </w:tabs>
+        <w:jc w:val="both"/>
+        <w:rPr>
+          <w:rFonts w:asciiTheme="minorHAnsi" w:hAnsiTheme="minorHAnsi" w:cstheme="minorHAnsi"/>
+          <w:sz w:val="22"/>
+          <w:szCs w:val="22"/>
+        </w:rPr>
+      </w:pPr>
+      <w:r>
+        <w:rPr>
+          <w:rFonts w:asciiTheme="minorHAnsi" w:hAnsiTheme="minorHAnsi" w:cstheme="minorHAnsi"/>
+          <w:sz w:val="22"/>
+          <w:szCs w:val="22"/>
+        </w:rPr>
+        <w:t>Έχοντας υπόψη:</w:t>
+      </w:r>
+    </w:p>
+    <w:p>
+      <w:pPr>
+        <w:pStyle w:val="a6"/>
+        <w:numPr>
+          <w:ilvl w:val="0"/>
+          <w:numId w:val="15"/>
+        </w:numPr>
+        <w:tabs>
+          <w:tab w:val="left" w:pos="993"/>
+          <w:tab w:val="left" w:pos="1418"/>
+          <w:tab w:val="center" w:pos="4677"/>
+        </w:tabs>
+        <w:jc w:val="both"/>
+        <w:rPr>
+          <w:rFonts w:asciiTheme="minorHAnsi" w:hAnsiTheme="minorHAnsi" w:cstheme="minorHAnsi"/>
+          <w:sz w:val="22"/>
+          <w:szCs w:val="22"/>
+        </w:rPr>
+      </w:pPr>
+      <w:r>
+        <w:rPr>
+          <w:rFonts w:asciiTheme="minorHAnsi" w:hAnsiTheme="minorHAnsi" w:cstheme="minorHAnsi"/>
+          <w:sz w:val="22"/>
+          <w:szCs w:val="22"/>
+        </w:rPr>
+        <w:t>Τις διατάξεις των άρθρων 54, 55 και 56 του Ν. 3528/2007 για το δικαίωμα αναρρωτικής άδειας, όπως τροποποιήθηκαν από τον Ν. 4210/21-11-2013</w:t>
+      </w:r>
+    </w:p>
+    <w:p>
+      <w:pPr>
+        <w:pStyle w:val="a6"/>
+        <w:numPr>
+          <w:ilvl w:val="0"/>
+          <w:numId w:val="15"/>
+        </w:numPr>
+        <w:tabs>
+          <w:tab w:val="left" w:pos="993"/>
+          <w:tab w:val="left" w:pos="1418"/>
+          <w:tab w:val="center" w:pos="4677"/>
+        </w:tabs>
+        <w:jc w:val="both"/>
+        <w:rPr>
+          <w:rFonts w:asciiTheme="minorHAnsi" w:hAnsiTheme="minorHAnsi" w:cstheme="minorHAnsi"/>
+          <w:sz w:val="22"/>
+          <w:szCs w:val="22"/>
+        </w:rPr>
+      </w:pPr>
+      <w:r>
+        <w:rPr>
+          <w:rFonts w:asciiTheme="minorHAnsi" w:hAnsiTheme="minorHAnsi" w:cstheme="minorHAnsi"/>
+          <w:sz w:val="22"/>
+          <w:szCs w:val="22"/>
+        </w:rPr>
+        <w:t xml:space="preserve">Τις διατάξεις της με αριθμό Φ.353.1/324/105657/Δ1/08-10-2002 Υ.Α. (ΦΕΚ 1340/2002 τ. Β’) «Καθορισμός των ειδικότερων καθηκόντων και αρμοδιοτήτων των προϊσταμένων και περιφερειακών υπηρεσιών πρωτοβάθμιας και δευτεροβάθμιας εκπαίδευσης», όπως συμπληρώθηκε με το εδάφιο κδ’ της με </w:t>
+      </w:r>
+      <w:proofErr w:type="spellStart"/>
+      <w:r>
+        <w:rPr>
+          <w:rFonts w:asciiTheme="minorHAnsi" w:hAnsiTheme="minorHAnsi" w:cstheme="minorHAnsi"/>
+          <w:sz w:val="22"/>
+          <w:szCs w:val="22"/>
+        </w:rPr>
+        <w:t>αριθμ</w:t>
+      </w:r>
+      <w:proofErr w:type="spellEnd"/>
+      <w:r>
+        <w:rPr>
+          <w:rFonts w:asciiTheme="minorHAnsi" w:hAnsiTheme="minorHAnsi" w:cstheme="minorHAnsi"/>
+          <w:sz w:val="22"/>
+          <w:szCs w:val="22"/>
+        </w:rPr>
+        <w:t>. Φ.353.1/3/102865/Δ1/04-10-2005 Υ.Α και τη με αριθ.Φ.353.1/26/153324/Δ1/2014 Υ.Α. - ΦΕΚ 2648/Β/7-10-2014.</w:t>
+      </w:r>
+    </w:p>
+    <w:p>
+      <w:pPr>
+        <w:pStyle w:val="a6"/>
+        <w:numPr>
+          <w:ilvl w:val="0"/>
+          <w:numId w:val="15"/>
+        </w:numPr>
+        <w:tabs>
+          <w:tab w:val="left" w:pos="993"/>
+          <w:tab w:val="left" w:pos="1418"/>
+          <w:tab w:val="center" w:pos="4677"/>
+        </w:tabs>
+        <w:jc w:val="both"/>
+        <w:rPr>
+          <w:rFonts w:asciiTheme="minorHAnsi" w:hAnsiTheme="minorHAnsi" w:cstheme="minorHAnsi"/>
+          <w:sz w:val="22"/>
+          <w:szCs w:val="22"/>
+        </w:rPr>
+      </w:pPr>
+      <w:r>
+        <w:rPr>
+          <w:rFonts w:asciiTheme="minorHAnsi" w:hAnsiTheme="minorHAnsi" w:cstheme="minorHAnsi"/>
+          <w:sz w:val="22"/>
+          <w:szCs w:val="22"/>
+        </w:rPr>
+        <w:t xml:space="preserve">Την υπ’ </w:t>
+      </w:r>
+      <w:proofErr w:type="spellStart"/>
+      <w:r>
+        <w:rPr>
+          <w:rFonts w:asciiTheme="minorHAnsi" w:hAnsiTheme="minorHAnsi" w:cstheme="minorHAnsi"/>
+          <w:sz w:val="22"/>
+          <w:szCs w:val="22"/>
+        </w:rPr>
+        <w:t>αριθμ</w:t>
+      </w:r>
+      <w:proofErr w:type="spellEnd"/>
+      <w:r>
+        <w:rPr>
+          <w:rFonts w:asciiTheme="minorHAnsi" w:hAnsiTheme="minorHAnsi" w:cstheme="minorHAnsi"/>
+          <w:sz w:val="22"/>
+          <w:szCs w:val="22"/>
+        </w:rPr>
+        <w:t>. Φ.351.5/43/67822/Δ1/05-05-2014 εγκύκλιο του ΥΠΑΙΘ.</w:t>
+      </w:r>
+    </w:p>
+    <w:p>
+      <w:pPr>
+        <w:pStyle w:val="a6"/>
+        <w:numPr>
+          <w:ilvl w:val="0"/>
+          <w:numId w:val="15"/>
+        </w:numPr>
+        <w:tabs>
+          <w:tab w:val="left" w:pos="993"/>
+          <w:tab w:val="left" w:pos="1418"/>
+          <w:tab w:val="center" w:pos="4677"/>
+        </w:tabs>
+        <w:jc w:val="both"/>
+        <w:rPr>
+          <w:rFonts w:asciiTheme="minorHAnsi" w:hAnsiTheme="minorHAnsi" w:cstheme="minorHAnsi"/>
+          <w:sz w:val="22"/>
+          <w:szCs w:val="22"/>
+        </w:rPr>
+      </w:pPr>
+    </w:p>
+    <w:p>
+      <w:pPr>
+        <w:pStyle w:val="a6"/>
+        <w:numPr>
+          <w:ilvl w:val="0"/>
+          <w:numId w:val="15"/>
+        </w:numPr>
+        <w:tabs>
+          <w:tab w:val="left" w:pos="993"/>
+          <w:tab w:val="left" w:pos="1418"/>
+          <w:tab w:val="center" w:pos="4677"/>
+        </w:tabs>
+        <w:jc w:val="both"/>
+        <w:rPr>
+          <w:rFonts w:asciiTheme="minorHAnsi" w:hAnsiTheme="minorHAnsi" w:cstheme="minorHAnsi"/>
+          <w:sz w:val="22"/>
+          <w:szCs w:val="22"/>
+        </w:rPr>
+      </w:pPr>
+      <w:r>
+        <w:rPr>
+          <w:rFonts w:asciiTheme="minorHAnsi" w:hAnsiTheme="minorHAnsi" w:cstheme="minorHAnsi"/>
+          <w:sz w:val="22"/>
+          <w:szCs w:val="22"/>
+        </w:rPr>
+        <w:t xml:space="preserve">Την από </w:t>
+      </w:r>
+      <w:r>
+        <w:rPr>
+          <w:rFonts w:asciiTheme="minorHAnsi" w:hAnsiTheme="minorHAnsi" w:cstheme="minorHAnsi"/>
+          <w:sz w:val="22"/>
+          <w:szCs w:val="22"/>
+        </w:rPr>
+        <w:t xml:space="preserve">{{ </w:t>
+      </w:r>
+      <w:proofErr w:type="spellStart"/>
+      <w:r>
+        <w:rPr>
+          <w:rFonts w:asciiTheme="minorHAnsi" w:hAnsiTheme="minorHAnsi" w:cstheme="minorHAnsi"/>
+          <w:sz w:val="22"/>
+          <w:szCs w:val="22"/>
+          <w:lang w:val="en-US"/>
+        </w:rPr>
+        <w:t>hmer</w:t>
+      </w:r>
+      <w:proofErr w:type="spellEnd"/>
+      <w:r>
+        <w:rPr>
+          <w:rFonts w:asciiTheme="minorHAnsi" w:hAnsiTheme="minorHAnsi" w:cstheme="minorHAnsi"/>
+          <w:sz w:val="22"/>
+          <w:szCs w:val="22"/>
+        </w:rPr>
+        <w:t>_</w:t>
+      </w:r>
+      <w:proofErr w:type="spellStart"/>
+      <w:r>
+        <w:rPr>
+          <w:rFonts w:asciiTheme="minorHAnsi" w:hAnsiTheme="minorHAnsi" w:cstheme="minorHAnsi"/>
+          <w:sz w:val="22"/>
+          <w:szCs w:val="22"/>
+          <w:lang w:val="en-US"/>
+        </w:rPr>
+        <w:t>gnomateyshs</w:t>
+      </w:r>
+      <w:proofErr w:type="spellEnd"/>
+      <w:r>
+        <w:rPr>
+          <w:rFonts w:asciiTheme="minorHAnsi" w:hAnsiTheme="minorHAnsi" w:cstheme="minorHAnsi"/>
+          <w:sz w:val="22"/>
+          <w:szCs w:val="22"/>
+        </w:rPr>
+        <w:t>}}</w:t>
+      </w:r>
+      <w:r>
+        <w:rPr>
+          <w:rFonts w:asciiTheme="minorHAnsi" w:hAnsiTheme="minorHAnsi" w:cstheme="minorHAnsi"/>
+          <w:sz w:val="22"/>
+          <w:szCs w:val="22"/>
+        </w:rPr>
+        <w:t xml:space="preserve"> ιατρική γνωμάτευση του</w:t>
+      </w:r>
+      <w:r>
+        <w:rPr>
+          <w:rFonts w:asciiTheme="minorHAnsi" w:hAnsiTheme="minorHAnsi" w:cstheme="minorHAnsi"/>
+          <w:sz w:val="22"/>
+          <w:szCs w:val="22"/>
+        </w:rPr>
+        <w:t>/</w:t>
+      </w:r>
+      <w:r>
+        <w:rPr>
+          <w:rFonts w:asciiTheme="minorHAnsi" w:hAnsiTheme="minorHAnsi" w:cstheme="minorHAnsi"/>
+          <w:sz w:val="22"/>
+          <w:szCs w:val="22"/>
+        </w:rPr>
+        <w:t>της ιατρού {{</w:t>
+      </w:r>
+      <w:r>
+        <w:rPr>
+          <w:rFonts w:asciiTheme="minorHAnsi" w:hAnsiTheme="minorHAnsi" w:cstheme="minorHAnsi"/>
+          <w:sz w:val="22"/>
+          <w:szCs w:val="22"/>
+        </w:rPr>
+        <w:t xml:space="preserve"> </w:t>
+      </w:r>
+      <w:r>
+        <w:rPr>
+          <w:rFonts w:asciiTheme="minorHAnsi" w:hAnsiTheme="minorHAnsi" w:cstheme="minorHAnsi"/>
+          <w:sz w:val="22"/>
+          <w:szCs w:val="22"/>
+          <w:lang w:val="en-US"/>
+        </w:rPr>
+        <w:t>doctor</w:t>
+      </w:r>
+      <w:r>
+        <w:rPr>
+          <w:rFonts w:asciiTheme="minorHAnsi" w:hAnsiTheme="minorHAnsi" w:cstheme="minorHAnsi"/>
+          <w:sz w:val="22"/>
+          <w:szCs w:val="22"/>
+        </w:rPr>
+        <w:t xml:space="preserve"> </w:t>
+      </w:r>
+      <w:r>
+        <w:rPr>
+          <w:rFonts w:asciiTheme="minorHAnsi" w:hAnsiTheme="minorHAnsi" w:cstheme="minorHAnsi"/>
+          <w:sz w:val="22"/>
+          <w:szCs w:val="22"/>
+        </w:rPr>
+        <w:t xml:space="preserve">}} </w:t>
+      </w:r>
+      <w:r>
+        <w:rPr>
+          <w:rFonts w:asciiTheme="minorHAnsi" w:hAnsiTheme="minorHAnsi" w:cstheme="minorHAnsi"/>
+          <w:sz w:val="22"/>
+          <w:szCs w:val="22"/>
+        </w:rPr>
+        <w:t xml:space="preserve">μαζί με το εισιτήριο και εξιτήριο του </w:t>
+      </w:r>
+      <w:proofErr w:type="spellStart"/>
+      <w:r>
+        <w:rPr>
+          <w:rFonts w:asciiTheme="minorHAnsi" w:hAnsiTheme="minorHAnsi" w:cstheme="minorHAnsi"/>
+          <w:sz w:val="22"/>
+          <w:szCs w:val="22"/>
+        </w:rPr>
+        <w:t>Γ.Νοσοκομείου</w:t>
+      </w:r>
+      <w:proofErr w:type="spellEnd"/>
+      <w:r>
+        <w:rPr>
+          <w:rFonts w:asciiTheme="minorHAnsi" w:hAnsiTheme="minorHAnsi" w:cstheme="minorHAnsi"/>
+          <w:sz w:val="22"/>
+          <w:szCs w:val="22"/>
+        </w:rPr>
+        <w:t xml:space="preserve"> ………………….για …………….αναρρωτική άδεια</w:t>
+      </w:r>
+      <w:r>
+        <w:rPr>
+          <w:rFonts w:asciiTheme="minorHAnsi" w:hAnsiTheme="minorHAnsi" w:cstheme="minorHAnsi"/>
+          <w:sz w:val="22"/>
+          <w:szCs w:val="22"/>
+        </w:rPr>
+        <w:t>.</w:t>
+      </w:r>
+      <w:r>
+        <w:rPr>
+          <w:rFonts w:asciiTheme="minorHAnsi" w:hAnsiTheme="minorHAnsi" w:cstheme="minorHAnsi"/>
+          <w:sz w:val="22"/>
+          <w:szCs w:val="22"/>
+        </w:rPr>
+        <w:t xml:space="preserve"> </w:t>
+      </w:r>
+    </w:p>
+    <w:p>
+      <w:pPr>
+        <w:pStyle w:val="a6"/>
+        <w:tabs>
+          <w:tab w:val="left" w:pos="993"/>
+          <w:tab w:val="left" w:pos="1418"/>
+          <w:tab w:val="center" w:pos="4677"/>
+        </w:tabs>
+        <w:spacing w:before="100" w:beforeAutospacing="1" w:line="480" w:lineRule="auto"/>
+        <w:ind w:left="720"/>
+        <w:jc w:val="center"/>
+        <w:rPr>
+          <w:rFonts w:asciiTheme="minorHAnsi" w:hAnsiTheme="minorHAnsi" w:cstheme="minorHAnsi"/>
+          <w:b/>
+          <w:sz w:val="22"/>
+          <w:szCs w:val="22"/>
+        </w:rPr>
+      </w:pPr>
+      <w:r>
+        <w:rPr>
+          <w:rFonts w:asciiTheme="minorHAnsi" w:hAnsiTheme="minorHAnsi" w:cstheme="minorHAnsi"/>
+          <w:b/>
+          <w:sz w:val="22"/>
+          <w:szCs w:val="22"/>
+        </w:rPr>
+        <w:t>ΑΠΟΦΑΣΙΖΟΥΜΕ</w:t>
+      </w:r>
+    </w:p>
+    <w:p>
+      <w:pPr>
+        <w:shd w:val="clear" w:color="auto" w:fill="FFFFFF"/>
+        <w:spacing w:after="240" w:line="360" w:lineRule="auto"/>
+        <w:jc w:val="both"/>
+        <w:rPr>
+          <w:rFonts w:ascii="Calibri" w:hAnsi="Calibri"/>
+          <w:spacing w:val="100"/>
+          <w:sz w:val="22"/>
+          <w:szCs w:val="24"/>
+        </w:rPr>
+      </w:pPr>
+      <w:r>
+        <w:rPr>
+          <w:rFonts w:asciiTheme="minorHAnsi" w:hAnsiTheme="minorHAnsi"/>
+          <w:sz w:val="22"/>
+          <w:szCs w:val="22"/>
+        </w:rPr>
+        <w:t xml:space="preserve">Χορηγούμε στον/στην εκπαιδευτικό κ. </w:t>
+      </w:r>
+      <w:r>
+        <w:rPr>
+          <w:rFonts w:asciiTheme="minorHAnsi" w:hAnsiTheme="minorHAnsi"/>
+          <w:b/>
+          <w:sz w:val="22"/>
+          <w:szCs w:val="22"/>
+        </w:rPr>
+        <w:t>{{</w:t>
+      </w:r>
+      <w:r>
+        <w:rPr>
+          <w:rFonts w:asciiTheme="minorHAnsi" w:hAnsiTheme="minorHAnsi"/>
+          <w:b/>
+          <w:sz w:val="22"/>
+          <w:szCs w:val="22"/>
+        </w:rPr>
+        <w:t xml:space="preserve"> </w:t>
+      </w:r>
+      <w:proofErr w:type="spellStart"/>
+      <w:r>
+        <w:rPr>
+          <w:rFonts w:asciiTheme="minorHAnsi" w:hAnsiTheme="minorHAnsi"/>
+          <w:b/>
+          <w:sz w:val="22"/>
+          <w:szCs w:val="22"/>
+          <w:lang w:val="en-US"/>
+        </w:rPr>
+        <w:t>eponymo</w:t>
+      </w:r>
+      <w:proofErr w:type="spellEnd"/>
+      <w:r>
+        <w:rPr>
+          <w:rFonts w:asciiTheme="minorHAnsi" w:hAnsiTheme="minorHAnsi"/>
+          <w:b/>
+          <w:sz w:val="22"/>
+          <w:szCs w:val="22"/>
+        </w:rPr>
+        <w:t xml:space="preserve"> </w:t>
+      </w:r>
+      <w:r>
+        <w:rPr>
+          <w:rFonts w:asciiTheme="minorHAnsi" w:hAnsiTheme="minorHAnsi"/>
+          <w:b/>
+          <w:sz w:val="22"/>
+          <w:szCs w:val="22"/>
+        </w:rPr>
+        <w:t>}}</w:t>
+      </w:r>
+      <w:r>
+        <w:rPr>
+          <w:rFonts w:asciiTheme="minorHAnsi" w:hAnsiTheme="minorHAnsi"/>
+          <w:b/>
+          <w:sz w:val="22"/>
+          <w:szCs w:val="22"/>
+        </w:rPr>
+        <w:t xml:space="preserve"> {{</w:t>
+      </w:r>
+      <w:proofErr w:type="spellStart"/>
+      <w:r>
+        <w:rPr>
+          <w:rFonts w:asciiTheme="minorHAnsi" w:hAnsiTheme="minorHAnsi"/>
+          <w:b/>
+          <w:sz w:val="22"/>
+          <w:szCs w:val="22"/>
+          <w:lang w:val="en-US"/>
+        </w:rPr>
+        <w:t>onoma</w:t>
+      </w:r>
+      <w:proofErr w:type="spellEnd"/>
+      <w:r>
+        <w:rPr>
+          <w:rFonts w:asciiTheme="minorHAnsi" w:hAnsiTheme="minorHAnsi"/>
+          <w:b/>
+          <w:sz w:val="22"/>
+          <w:szCs w:val="22"/>
+        </w:rPr>
+        <w:t>}}</w:t>
+      </w:r>
+      <w:r>
+        <w:rPr>
+          <w:rFonts w:asciiTheme="minorHAnsi" w:hAnsiTheme="minorHAnsi"/>
+          <w:sz w:val="22"/>
+          <w:szCs w:val="22"/>
+        </w:rPr>
+        <w:t xml:space="preserve">, </w:t>
+      </w:r>
+      <w:r>
+        <w:rPr>
+          <w:rFonts w:asciiTheme="minorHAnsi" w:hAnsiTheme="minorHAnsi"/>
+          <w:sz w:val="22"/>
+          <w:szCs w:val="22"/>
+        </w:rPr>
+        <w:t>με</w:t>
+      </w:r>
+      <w:r>
+        <w:rPr>
+          <w:rFonts w:asciiTheme="minorHAnsi" w:hAnsiTheme="minorHAnsi"/>
+          <w:b/>
+          <w:sz w:val="22"/>
+          <w:szCs w:val="22"/>
+        </w:rPr>
+        <w:t xml:space="preserve"> </w:t>
+      </w:r>
+      <w:r>
+        <w:rPr>
+          <w:rFonts w:asciiTheme="minorHAnsi" w:hAnsiTheme="minorHAnsi"/>
+          <w:sz w:val="22"/>
+          <w:szCs w:val="22"/>
+        </w:rPr>
+        <w:t xml:space="preserve">ΑΜ : </w:t>
+      </w:r>
+      <w:r>
+        <w:rPr>
+          <w:rFonts w:asciiTheme="minorHAnsi" w:hAnsiTheme="minorHAnsi"/>
+          <w:b/>
+          <w:sz w:val="22"/>
+          <w:szCs w:val="22"/>
+        </w:rPr>
+        <w:t>{{</w:t>
+      </w:r>
+      <w:proofErr w:type="spellStart"/>
+      <w:r>
+        <w:rPr>
+          <w:rFonts w:asciiTheme="minorHAnsi" w:hAnsiTheme="minorHAnsi"/>
+          <w:b/>
+          <w:sz w:val="22"/>
+          <w:szCs w:val="22"/>
+          <w:lang w:val="en-US"/>
+        </w:rPr>
+        <w:t>mitrwo</w:t>
+      </w:r>
+      <w:proofErr w:type="spellEnd"/>
+      <w:r>
+        <w:rPr>
+          <w:rFonts w:asciiTheme="minorHAnsi" w:hAnsiTheme="minorHAnsi"/>
+          <w:b/>
+          <w:sz w:val="22"/>
+          <w:szCs w:val="22"/>
+        </w:rPr>
+        <w:t>}}</w:t>
+      </w:r>
+      <w:r>
+        <w:rPr>
+          <w:rFonts w:asciiTheme="minorHAnsi" w:hAnsiTheme="minorHAnsi"/>
+          <w:sz w:val="22"/>
+          <w:szCs w:val="22"/>
+        </w:rPr>
+        <w:t xml:space="preserve">, κλάδου </w:t>
+      </w:r>
+      <w:r>
+        <w:rPr>
+          <w:rFonts w:asciiTheme="minorHAnsi" w:hAnsiTheme="minorHAnsi"/>
+          <w:b/>
+          <w:sz w:val="22"/>
+          <w:szCs w:val="22"/>
+        </w:rPr>
+        <w:t xml:space="preserve">{{ </w:t>
+      </w:r>
+      <w:proofErr w:type="spellStart"/>
+      <w:r>
+        <w:rPr>
+          <w:rFonts w:asciiTheme="minorHAnsi" w:hAnsiTheme="minorHAnsi"/>
+          <w:b/>
+          <w:sz w:val="22"/>
+          <w:szCs w:val="22"/>
+          <w:lang w:val="en-US"/>
+        </w:rPr>
+        <w:t>klados</w:t>
+      </w:r>
+      <w:proofErr w:type="spellEnd"/>
+      <w:r>
+        <w:rPr>
+          <w:rFonts w:asciiTheme="minorHAnsi" w:hAnsiTheme="minorHAnsi"/>
+          <w:b/>
+          <w:sz w:val="22"/>
+          <w:szCs w:val="22"/>
+        </w:rPr>
+        <w:t xml:space="preserve"> }}</w:t>
+      </w:r>
+      <w:r>
+        <w:rPr>
+          <w:rFonts w:asciiTheme="minorHAnsi" w:hAnsiTheme="minorHAnsi"/>
+          <w:sz w:val="22"/>
+          <w:szCs w:val="22"/>
+        </w:rPr>
+        <w:t>, του 3</w:t>
+      </w:r>
+      <w:r>
+        <w:rPr>
+          <w:rFonts w:asciiTheme="minorHAnsi" w:hAnsiTheme="minorHAnsi"/>
+          <w:sz w:val="22"/>
+          <w:szCs w:val="22"/>
+          <w:vertAlign w:val="superscript"/>
+        </w:rPr>
+        <w:t>ου</w:t>
+      </w:r>
+      <w:r>
+        <w:rPr>
+          <w:rFonts w:asciiTheme="minorHAnsi" w:hAnsiTheme="minorHAnsi"/>
+          <w:sz w:val="22"/>
+          <w:szCs w:val="22"/>
+        </w:rPr>
+        <w:t xml:space="preserve"> ΓΕΛ Άργους, </w:t>
+      </w:r>
+      <w:r>
+        <w:rPr>
+          <w:rFonts w:asciiTheme="minorHAnsi" w:hAnsiTheme="minorHAnsi"/>
+          <w:b/>
+          <w:sz w:val="22"/>
+          <w:szCs w:val="22"/>
+        </w:rPr>
+        <w:t xml:space="preserve">αναρρωτική </w:t>
+      </w:r>
+      <w:r>
+        <w:rPr>
+          <w:rFonts w:asciiTheme="minorHAnsi" w:hAnsiTheme="minorHAnsi"/>
+          <w:b/>
+          <w:sz w:val="22"/>
+          <w:szCs w:val="22"/>
+        </w:rPr>
+        <w:t xml:space="preserve">άδεια </w:t>
+      </w:r>
+      <w:r>
+        <w:rPr>
+          <w:rFonts w:asciiTheme="minorHAnsi" w:hAnsiTheme="minorHAnsi"/>
+          <w:b/>
+          <w:sz w:val="22"/>
+          <w:szCs w:val="22"/>
+        </w:rPr>
+        <w:t>{{</w:t>
+      </w:r>
+      <w:r>
+        <w:rPr>
+          <w:rFonts w:asciiTheme="minorHAnsi" w:hAnsiTheme="minorHAnsi"/>
+          <w:b/>
+          <w:sz w:val="22"/>
+          <w:szCs w:val="22"/>
+        </w:rPr>
+        <w:t xml:space="preserve"> </w:t>
+      </w:r>
+      <w:r>
+        <w:rPr>
+          <w:rFonts w:asciiTheme="minorHAnsi" w:hAnsiTheme="minorHAnsi"/>
+          <w:b/>
+          <w:sz w:val="22"/>
+          <w:szCs w:val="22"/>
+          <w:lang w:val="en-US"/>
+        </w:rPr>
+        <w:t>days</w:t>
+      </w:r>
+      <w:r>
+        <w:rPr>
+          <w:rFonts w:asciiTheme="minorHAnsi" w:hAnsiTheme="minorHAnsi"/>
+          <w:b/>
+          <w:sz w:val="22"/>
+          <w:szCs w:val="22"/>
+        </w:rPr>
+        <w:t>_</w:t>
+      </w:r>
+      <w:proofErr w:type="spellStart"/>
+      <w:r>
+        <w:rPr>
+          <w:rFonts w:asciiTheme="minorHAnsi" w:hAnsiTheme="minorHAnsi"/>
+          <w:b/>
+          <w:sz w:val="22"/>
+          <w:szCs w:val="22"/>
+          <w:lang w:val="en-US"/>
+        </w:rPr>
+        <w:t>lektiko</w:t>
+      </w:r>
+      <w:proofErr w:type="spellEnd"/>
+      <w:r>
+        <w:rPr>
+          <w:rFonts w:asciiTheme="minorHAnsi" w:hAnsiTheme="minorHAnsi"/>
+          <w:b/>
+          <w:sz w:val="22"/>
+          <w:szCs w:val="22"/>
+        </w:rPr>
+        <w:t xml:space="preserve"> </w:t>
+      </w:r>
+      <w:r>
+        <w:rPr>
+          <w:rFonts w:asciiTheme="minorHAnsi" w:hAnsiTheme="minorHAnsi"/>
+          <w:b/>
+          <w:sz w:val="22"/>
+          <w:szCs w:val="22"/>
+        </w:rPr>
+        <w:t>}}</w:t>
+      </w:r>
+      <w:r>
+        <w:rPr>
+          <w:rFonts w:asciiTheme="minorHAnsi" w:hAnsiTheme="minorHAnsi"/>
+          <w:b/>
+          <w:sz w:val="22"/>
+          <w:szCs w:val="22"/>
+        </w:rPr>
+        <w:t xml:space="preserve"> </w:t>
+      </w:r>
+      <w:r>
+        <w:rPr>
+          <w:rFonts w:asciiTheme="minorHAnsi" w:hAnsiTheme="minorHAnsi"/>
+          <w:sz w:val="22"/>
+          <w:szCs w:val="22"/>
+        </w:rPr>
+        <w:t xml:space="preserve">με αποδοχές, από τις </w:t>
+      </w:r>
+      <w:r>
+        <w:rPr>
+          <w:rFonts w:asciiTheme="minorHAnsi" w:hAnsiTheme="minorHAnsi"/>
+          <w:b/>
+          <w:sz w:val="22"/>
+          <w:szCs w:val="22"/>
+        </w:rPr>
+        <w:t xml:space="preserve">{{ </w:t>
+      </w:r>
+      <w:proofErr w:type="spellStart"/>
+      <w:r>
+        <w:rPr>
+          <w:rFonts w:asciiTheme="minorHAnsi" w:hAnsiTheme="minorHAnsi"/>
+          <w:b/>
+          <w:sz w:val="22"/>
+          <w:szCs w:val="22"/>
+          <w:lang w:val="en-US"/>
+        </w:rPr>
+        <w:t>arxh</w:t>
+      </w:r>
+      <w:proofErr w:type="spellEnd"/>
+      <w:r>
+        <w:rPr>
+          <w:rFonts w:asciiTheme="minorHAnsi" w:hAnsiTheme="minorHAnsi"/>
+          <w:b/>
+          <w:sz w:val="22"/>
+          <w:szCs w:val="22"/>
+        </w:rPr>
+        <w:t xml:space="preserve"> }} έως και τις {{ </w:t>
+      </w:r>
+      <w:proofErr w:type="spellStart"/>
+      <w:r>
+        <w:rPr>
+          <w:rFonts w:asciiTheme="minorHAnsi" w:hAnsiTheme="minorHAnsi"/>
+          <w:b/>
+          <w:sz w:val="22"/>
+          <w:szCs w:val="22"/>
+          <w:lang w:val="en-US"/>
+        </w:rPr>
+        <w:t>telos</w:t>
+      </w:r>
+      <w:proofErr w:type="spellEnd"/>
+      <w:r>
+        <w:rPr>
+          <w:rFonts w:asciiTheme="minorHAnsi" w:hAnsiTheme="minorHAnsi"/>
+          <w:b/>
+          <w:sz w:val="22"/>
+          <w:szCs w:val="22"/>
+        </w:rPr>
+        <w:t xml:space="preserve"> }}</w:t>
+      </w:r>
+      <w:r>
+        <w:rPr>
+          <w:rFonts w:asciiTheme="minorHAnsi" w:hAnsiTheme="minorHAnsi"/>
+          <w:b/>
+          <w:bCs/>
+          <w:sz w:val="22"/>
+          <w:szCs w:val="22"/>
+        </w:rPr>
+        <w:t>,</w:t>
+      </w:r>
+      <w:r>
+        <w:rPr>
+          <w:rFonts w:asciiTheme="minorHAnsi" w:hAnsiTheme="minorHAnsi"/>
+          <w:sz w:val="22"/>
+          <w:szCs w:val="22"/>
+        </w:rPr>
+        <w:t xml:space="preserve"> </w:t>
+      </w:r>
+      <w:r>
+        <w:rPr>
+          <w:rFonts w:asciiTheme="minorHAnsi" w:hAnsiTheme="minorHAnsi" w:cstheme="minorHAnsi"/>
+          <w:sz w:val="22"/>
+          <w:szCs w:val="22"/>
+        </w:rPr>
+        <w:t>λόγω ασθενείας</w:t>
+      </w:r>
+      <w:r>
+        <w:rPr>
+          <w:rFonts w:asciiTheme="minorHAnsi" w:hAnsiTheme="minorHAnsi"/>
+          <w:sz w:val="22"/>
+          <w:szCs w:val="22"/>
+        </w:rPr>
+        <w:t>.</w:t>
+      </w:r>
+    </w:p>
+    <w:p>
+      <w:pPr>
+        <w:shd w:val="clear" w:color="auto" w:fill="FFFFFF"/>
+        <w:jc w:val="both"/>
+        <w:rPr>
+          <w:rFonts w:ascii="Calibri" w:hAnsi="Calibri"/>
+          <w:b/>
+          <w:sz w:val="22"/>
+          <w:szCs w:val="24"/>
+        </w:rPr>
+      </w:pPr>
+      <w:r>
+        <w:rPr>
+          <w:rFonts w:ascii="Calibri" w:hAnsi="Calibri"/>
           <w:noProof/>
-          <w:sz w:val="18"/>
+          <w:sz w:val="24"/>
+          <w:szCs w:val="24"/>
         </w:rPr>
         <w:pict>
-          <v:shape id="_x0000_s1030" type="#_x0000_t202" style="position:absolute;left:0;text-align:left;margin-left:299.4pt;margin-top:-207.7pt;width:180.6pt;height:41.25pt;z-index:251661312;visibility:visible" o:gfxdata="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" stroked="f">
-            <v:textbox style="mso-next-textbox:#_x0000_s1030">
+          <v:shape id="_x0000_s1035" type="#_x0000_t202" style="position:absolute;left:0;text-align:left;margin-left:293.3pt;margin-top:10.8pt;width:195.3pt;height:80.45pt;z-index:251666432;visibility:visible;mso-width-percent:400;mso-height-percent:200;mso-width-percent:400;mso-height-percent:200;mso-width-relative:margin;mso-height-relative:margin" o:gfxdata="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" stroked="f">
+            <v:textbox style="mso-fit-shape-to-text:t">
               <w:txbxContent>
                 <w:p>
                   <w:pPr>
-                    <w:rPr>
-                      <w:rFonts w:ascii="Calibri" w:hAnsi="Calibri"/>
-                      <w:b/>
-                      <w:sz w:val="22"/>
-                      <w:szCs w:val="24"/>
+                    <w:jc w:val="center"/>
+                    <w:rPr>
+                      <w:rFonts w:ascii="Calibri" w:hAnsi="Calibri" w:cs="Calibri"/>
+                      <w:sz w:val="24"/>
                     </w:rPr>
                   </w:pPr>
                   <w:r>
                     <w:rPr>
-                      <w:rFonts w:ascii="Calibri" w:hAnsi="Calibri"/>
-                      <w:b/>
-                      <w:sz w:val="22"/>
-                      <w:szCs w:val="24"/>
-                    </w:rPr>
-                    <w:t xml:space="preserve">Αρ. </w:t>
-                  </w:r>
-                  <w:proofErr w:type="spellStart"/>
-                  <w:r>
-                    <w:rPr>
-                      <w:rFonts w:ascii="Calibri" w:hAnsi="Calibri"/>
-                      <w:b/>
-                      <w:sz w:val="22"/>
-                      <w:szCs w:val="24"/>
-                    </w:rPr>
-                    <w:t>Πρωτ</w:t>
-                  </w:r>
-                  <w:proofErr w:type="spellEnd"/>
-                  <w:r>
-                    <w:rPr>
-                      <w:rFonts w:ascii="Calibri" w:hAnsi="Calibri"/>
-                      <w:b/>
-                      <w:sz w:val="22"/>
-                      <w:szCs w:val="24"/>
-                    </w:rPr>
-                    <w:t xml:space="preserve"> : ……………..</w:t>
+                      <w:rFonts w:ascii="Calibri" w:hAnsi="Calibri" w:cs="Calibri"/>
+                      <w:sz w:val="24"/>
+                    </w:rPr>
+                    <w:t>Ο Διευθυντής</w:t>
                   </w:r>
                 </w:p>
                 <w:p>
                   <w:pPr>
-                    <w:ind w:left="709" w:hanging="709"/>
-                    <w:rPr>
-                      <w:rFonts w:ascii="Calibri" w:hAnsi="Calibri"/>
-                      <w:b/>
+                    <w:jc w:val="center"/>
+                    <w:rPr>
+                      <w:rFonts w:ascii="Calibri" w:hAnsi="Calibri" w:cs="Calibri"/>
                       <w:sz w:val="24"/>
-                      <w:szCs w:val="24"/>
                     </w:rPr>
                   </w:pPr>
-                  <w:r>
-                    <w:rPr>
-                      <w:rFonts w:ascii="Calibri" w:hAnsi="Calibri"/>
-                      <w:b/>
-                      <w:spacing w:val="-1"/>
-                      <w:sz w:val="22"/>
-                      <w:szCs w:val="24"/>
-                    </w:rPr>
-                    <w:t xml:space="preserve">Ημερομηνία: </w:t>
-                  </w:r>
-                  <w:r>
-                    <w:rPr>
-                      <w:rFonts w:ascii="Calibri" w:hAnsi="Calibri"/>
-                      <w:b/>
-                      <w:spacing w:val="-1"/>
-                      <w:sz w:val="22"/>
-                      <w:szCs w:val="24"/>
-                    </w:rPr>
-                    <w:t>………………………</w:t>
+                </w:p>
+                <w:p>
+                  <w:pPr>
+                    <w:jc w:val="center"/>
+                    <w:rPr>
+                      <w:rFonts w:ascii="Calibri" w:hAnsi="Calibri" w:cs="Calibri"/>
+                      <w:sz w:val="24"/>
+                    </w:rPr>
+                  </w:pPr>
+                </w:p>
+                <w:p>
+                  <w:pPr>
+                    <w:jc w:val="center"/>
+                    <w:rPr>
+                      <w:rFonts w:ascii="Calibri" w:hAnsi="Calibri" w:cs="Calibri"/>
+                      <w:sz w:val="24"/>
+                    </w:rPr>
+                  </w:pPr>
+                  <w:r>
+                    <w:rPr>
+                      <w:rFonts w:ascii="Calibri" w:hAnsi="Calibri" w:cs="Calibri"/>
+                      <w:sz w:val="24"/>
+                    </w:rPr>
+                    <w:t>Παντελεήμων Ρουμελιώτης</w:t>
+                  </w:r>
+                </w:p>
+                <w:p>
+                  <w:pPr>
+                    <w:jc w:val="center"/>
+                    <w:rPr>
+                      <w:rFonts w:ascii="Calibri" w:hAnsi="Calibri" w:cs="Calibri"/>
+                      <w:sz w:val="24"/>
+                    </w:rPr>
+                  </w:pPr>
+                  <w:r>
+                    <w:rPr>
+                      <w:rFonts w:ascii="Calibri" w:hAnsi="Calibri" w:cs="Calibri"/>
+                      <w:sz w:val="24"/>
+                    </w:rPr>
+                    <w:t>Πληροφορικός</w:t>
                   </w:r>
                 </w:p>
               </w:txbxContent>
@@ -809,12 +1961,6 @@
           </v:shape>
         </w:pict>
       </w:r>
-      <w:r>
-        <w:rPr>
-          <w:rFonts w:ascii="Calibri" w:hAnsi="Calibri"/>
-        </w:rPr>
-        <w:br w:type="column"/>
-      </w:r>
     </w:p>
     <w:p>
       <w:pPr>
@@ -842,650 +1988,6 @@
         </w:rPr>
       </w:pPr>
     </w:p>
-    <w:p>
-      <w:pPr>
-        <w:shd w:val="clear" w:color="auto" w:fill="FFFFFF"/>
-        <w:ind w:left="993" w:hanging="993"/>
-        <w:jc w:val="both"/>
-        <w:rPr>
-          <w:rFonts w:ascii="Calibri" w:hAnsi="Calibri"/>
-          <w:b/>
-          <w:sz w:val="22"/>
-          <w:szCs w:val="24"/>
-        </w:rPr>
-      </w:pPr>
-      <w:r>
-        <w:rPr>
-          <w:rFonts w:ascii="Calibri" w:hAnsi="Calibri"/>
-          <w:b/>
-          <w:sz w:val="22"/>
-          <w:szCs w:val="24"/>
-        </w:rPr>
-        <w:t xml:space="preserve">ΘΕΜΑ:  </w:t>
-      </w:r>
-      <w:r>
-        <w:rPr>
-          <w:rFonts w:ascii="Calibri" w:hAnsi="Calibri"/>
-          <w:b/>
-          <w:sz w:val="22"/>
-          <w:szCs w:val="24"/>
-        </w:rPr>
-        <w:t>«</w:t>
-      </w:r>
-      <w:r>
-        <w:rPr>
-          <w:rFonts w:asciiTheme="minorHAnsi" w:hAnsiTheme="minorHAnsi" w:cstheme="minorHAnsi"/>
-          <w:b/>
-          <w:sz w:val="22"/>
-          <w:szCs w:val="22"/>
-        </w:rPr>
-        <w:t>Χορήγηση αναρρωτικής άδειας</w:t>
-      </w:r>
-      <w:r>
-        <w:rPr>
-          <w:rFonts w:ascii="Calibri" w:hAnsi="Calibri"/>
-          <w:b/>
-          <w:sz w:val="22"/>
-          <w:szCs w:val="24"/>
-        </w:rPr>
-        <w:t>».</w:t>
-      </w:r>
-    </w:p>
-    <w:p>
-      <w:pPr>
-        <w:shd w:val="clear" w:color="auto" w:fill="FFFFFF"/>
-        <w:ind w:left="993" w:hanging="993"/>
-        <w:jc w:val="both"/>
-        <w:rPr>
-          <w:rFonts w:ascii="Calibri" w:hAnsi="Calibri"/>
-          <w:b/>
-          <w:sz w:val="22"/>
-          <w:szCs w:val="24"/>
-        </w:rPr>
-      </w:pPr>
-    </w:p>
-    <w:p>
-      <w:pPr>
-        <w:pStyle w:val="a6"/>
-        <w:tabs>
-          <w:tab w:val="left" w:pos="993"/>
-          <w:tab w:val="left" w:pos="1418"/>
-          <w:tab w:val="center" w:pos="4677"/>
-        </w:tabs>
-        <w:jc w:val="both"/>
-        <w:rPr>
-          <w:rFonts w:asciiTheme="minorHAnsi" w:hAnsiTheme="minorHAnsi" w:cstheme="minorHAnsi"/>
-          <w:sz w:val="22"/>
-          <w:szCs w:val="22"/>
-        </w:rPr>
-      </w:pPr>
-      <w:r>
-        <w:rPr>
-          <w:rFonts w:asciiTheme="minorHAnsi" w:hAnsiTheme="minorHAnsi" w:cstheme="minorHAnsi"/>
-          <w:sz w:val="22"/>
-          <w:szCs w:val="22"/>
-        </w:rPr>
-        <w:t>Έχοντας υπόψη:</w:t>
-      </w:r>
-    </w:p>
-    <w:p>
-      <w:pPr>
-        <w:pStyle w:val="a6"/>
-        <w:numPr>
-          <w:ilvl w:val="0"/>
-          <w:numId w:val="15"/>
-        </w:numPr>
-        <w:tabs>
-          <w:tab w:val="left" w:pos="993"/>
-          <w:tab w:val="left" w:pos="1418"/>
-          <w:tab w:val="center" w:pos="4677"/>
-        </w:tabs>
-        <w:jc w:val="both"/>
-        <w:rPr>
-          <w:rFonts w:asciiTheme="minorHAnsi" w:hAnsiTheme="minorHAnsi" w:cstheme="minorHAnsi"/>
-          <w:sz w:val="22"/>
-          <w:szCs w:val="22"/>
-        </w:rPr>
-      </w:pPr>
-      <w:r>
-        <w:rPr>
-          <w:rFonts w:asciiTheme="minorHAnsi" w:hAnsiTheme="minorHAnsi" w:cstheme="minorHAnsi"/>
-          <w:sz w:val="22"/>
-          <w:szCs w:val="22"/>
-        </w:rPr>
-        <w:t>Τις διατάξεις των άρθρων 54, 55 και 56 του Ν. 3528/2007 για το δικαίωμα αναρρωτικής άδειας, όπως τροποποιήθηκαν από τον Ν. 4210/21-11-2013</w:t>
-      </w:r>
-    </w:p>
-    <w:p>
-      <w:pPr>
-        <w:pStyle w:val="a6"/>
-        <w:numPr>
-          <w:ilvl w:val="0"/>
-          <w:numId w:val="15"/>
-        </w:numPr>
-        <w:tabs>
-          <w:tab w:val="left" w:pos="993"/>
-          <w:tab w:val="left" w:pos="1418"/>
-          <w:tab w:val="center" w:pos="4677"/>
-        </w:tabs>
-        <w:jc w:val="both"/>
-        <w:rPr>
-          <w:rFonts w:asciiTheme="minorHAnsi" w:hAnsiTheme="minorHAnsi" w:cstheme="minorHAnsi"/>
-          <w:sz w:val="22"/>
-          <w:szCs w:val="22"/>
-        </w:rPr>
-      </w:pPr>
-      <w:r>
-        <w:rPr>
-          <w:rFonts w:asciiTheme="minorHAnsi" w:hAnsiTheme="minorHAnsi" w:cstheme="minorHAnsi"/>
-          <w:sz w:val="22"/>
-          <w:szCs w:val="22"/>
-        </w:rPr>
-        <w:t xml:space="preserve">Τις διατάξεις της με αριθμό Φ.353.1/324/105657/Δ1/08-10-2002 Υ.Α. (ΦΕΚ 1340/2002 τ. Β’) «Καθορισμός των ειδικότερων καθηκόντων και αρμοδιοτήτων των προϊσταμένων και περιφερειακών υπηρεσιών πρωτοβάθμιας και δευτεροβάθμιας εκπαίδευσης», όπως συμπληρώθηκε με το εδάφιο κδ’ της με </w:t>
-      </w:r>
-      <w:proofErr w:type="spellStart"/>
-      <w:r>
-        <w:rPr>
-          <w:rFonts w:asciiTheme="minorHAnsi" w:hAnsiTheme="minorHAnsi" w:cstheme="minorHAnsi"/>
-          <w:sz w:val="22"/>
-          <w:szCs w:val="22"/>
-        </w:rPr>
-        <w:t>αριθμ</w:t>
-      </w:r>
-      <w:proofErr w:type="spellEnd"/>
-      <w:r>
-        <w:rPr>
-          <w:rFonts w:asciiTheme="minorHAnsi" w:hAnsiTheme="minorHAnsi" w:cstheme="minorHAnsi"/>
-          <w:sz w:val="22"/>
-          <w:szCs w:val="22"/>
-        </w:rPr>
-        <w:t>. Φ.353.1/3/102865/Δ1/04-10-2005 Υ.Α και τη με αριθ.Φ.353.1/26/153324/Δ1/2014 Υ.Α. - ΦΕΚ 2648/Β/7-10-2014.</w:t>
-      </w:r>
-    </w:p>
-    <w:p>
-      <w:pPr>
-        <w:pStyle w:val="a6"/>
-        <w:numPr>
-          <w:ilvl w:val="0"/>
-          <w:numId w:val="15"/>
-        </w:numPr>
-        <w:tabs>
-          <w:tab w:val="left" w:pos="993"/>
-          <w:tab w:val="left" w:pos="1418"/>
-          <w:tab w:val="center" w:pos="4677"/>
-        </w:tabs>
-        <w:jc w:val="both"/>
-        <w:rPr>
-          <w:rFonts w:asciiTheme="minorHAnsi" w:hAnsiTheme="minorHAnsi" w:cstheme="minorHAnsi"/>
-          <w:sz w:val="22"/>
-          <w:szCs w:val="22"/>
-        </w:rPr>
-      </w:pPr>
-      <w:r>
-        <w:rPr>
-          <w:rFonts w:asciiTheme="minorHAnsi" w:hAnsiTheme="minorHAnsi" w:cstheme="minorHAnsi"/>
-          <w:sz w:val="22"/>
-          <w:szCs w:val="22"/>
-        </w:rPr>
-        <w:t xml:space="preserve">Την υπ’ </w:t>
-      </w:r>
-      <w:proofErr w:type="spellStart"/>
-      <w:r>
-        <w:rPr>
-          <w:rFonts w:asciiTheme="minorHAnsi" w:hAnsiTheme="minorHAnsi" w:cstheme="minorHAnsi"/>
-          <w:sz w:val="22"/>
-          <w:szCs w:val="22"/>
-        </w:rPr>
-        <w:t>αριθμ</w:t>
-      </w:r>
-      <w:proofErr w:type="spellEnd"/>
-      <w:r>
-        <w:rPr>
-          <w:rFonts w:asciiTheme="minorHAnsi" w:hAnsiTheme="minorHAnsi" w:cstheme="minorHAnsi"/>
-          <w:sz w:val="22"/>
-          <w:szCs w:val="22"/>
-        </w:rPr>
-        <w:t>. Φ.351.5/43/67822/Δ1/05-05-2014 εγκύκλιο του ΥΠΑΙΘ.</w:t>
-      </w:r>
-    </w:p>
-    <w:p>
-      <w:pPr>
-        <w:pStyle w:val="a6"/>
-        <w:numPr>
-          <w:ilvl w:val="0"/>
-          <w:numId w:val="15"/>
-        </w:numPr>
-        <w:tabs>
-          <w:tab w:val="left" w:pos="993"/>
-          <w:tab w:val="left" w:pos="1418"/>
-          <w:tab w:val="center" w:pos="4677"/>
-        </w:tabs>
-        <w:jc w:val="both"/>
-        <w:rPr>
-          <w:rFonts w:asciiTheme="minorHAnsi" w:hAnsiTheme="minorHAnsi" w:cstheme="minorHAnsi"/>
-          <w:sz w:val="22"/>
-          <w:szCs w:val="22"/>
-        </w:rPr>
-      </w:pPr>
-      <w:r>
-        <w:rPr>
-          <w:rFonts w:asciiTheme="minorHAnsi" w:hAnsiTheme="minorHAnsi" w:cstheme="minorHAnsi"/>
-          <w:sz w:val="22"/>
-          <w:szCs w:val="22"/>
-        </w:rPr>
-        <w:t>Την αίτηση με ημερομηνία ………………………………………………………….  , με Α.Μ. ………………………….  εκπαιδευτικού του κλάδου …………………………………..  , με την οποία ζητά την χορήγηση αναρρωτικής άδειας ……….(…..) ημερών με αποδοχές.</w:t>
-      </w:r>
-    </w:p>
-    <w:p>
-      <w:pPr>
-        <w:pStyle w:val="a6"/>
-        <w:numPr>
-          <w:ilvl w:val="0"/>
-          <w:numId w:val="15"/>
-        </w:numPr>
-        <w:tabs>
-          <w:tab w:val="left" w:pos="993"/>
-          <w:tab w:val="left" w:pos="1418"/>
-          <w:tab w:val="center" w:pos="4677"/>
-        </w:tabs>
-        <w:jc w:val="both"/>
-        <w:rPr>
-          <w:rFonts w:asciiTheme="minorHAnsi" w:hAnsiTheme="minorHAnsi" w:cstheme="minorHAnsi"/>
-          <w:sz w:val="22"/>
-          <w:szCs w:val="22"/>
-        </w:rPr>
-      </w:pPr>
-      <w:r>
-        <w:rPr>
-          <w:rFonts w:asciiTheme="minorHAnsi" w:hAnsiTheme="minorHAnsi" w:cstheme="minorHAnsi"/>
-          <w:sz w:val="22"/>
-          <w:szCs w:val="22"/>
-        </w:rPr>
-        <w:t>Την από ……………… ιατρική γνωμάτευση του ……………………………………………...</w:t>
-      </w:r>
-      <w:r>
-        <w:rPr>
-          <w:rFonts w:asciiTheme="minorHAnsi" w:hAnsiTheme="minorHAnsi" w:cstheme="minorHAnsi"/>
-          <w:sz w:val="22"/>
-          <w:szCs w:val="22"/>
-        </w:rPr>
-        <w:t xml:space="preserve">μαζί με το εισιτήριο και εξιτήριο του </w:t>
-      </w:r>
-      <w:proofErr w:type="spellStart"/>
-      <w:r>
-        <w:rPr>
-          <w:rFonts w:asciiTheme="minorHAnsi" w:hAnsiTheme="minorHAnsi" w:cstheme="minorHAnsi"/>
-          <w:sz w:val="22"/>
-          <w:szCs w:val="22"/>
-        </w:rPr>
-        <w:t>Γ.Νοσοκομείου</w:t>
-      </w:r>
-      <w:proofErr w:type="spellEnd"/>
-      <w:r>
-        <w:rPr>
-          <w:rFonts w:asciiTheme="minorHAnsi" w:hAnsiTheme="minorHAnsi" w:cstheme="minorHAnsi"/>
-          <w:sz w:val="22"/>
-          <w:szCs w:val="22"/>
-        </w:rPr>
-        <w:t xml:space="preserve"> ………………….για …………….αναρρωτική άδεια </w:t>
-      </w:r>
-    </w:p>
-    <w:p>
-      <w:pPr>
-        <w:pStyle w:val="a6"/>
-        <w:tabs>
-          <w:tab w:val="left" w:pos="993"/>
-          <w:tab w:val="left" w:pos="1418"/>
-          <w:tab w:val="center" w:pos="4677"/>
-        </w:tabs>
-        <w:ind w:left="720"/>
-        <w:jc w:val="both"/>
-        <w:rPr>
-          <w:rFonts w:asciiTheme="minorHAnsi" w:hAnsiTheme="minorHAnsi" w:cstheme="minorHAnsi"/>
-          <w:sz w:val="16"/>
-          <w:szCs w:val="16"/>
-        </w:rPr>
-      </w:pPr>
-    </w:p>
-    <w:p>
-      <w:pPr>
-        <w:pStyle w:val="a6"/>
-        <w:tabs>
-          <w:tab w:val="left" w:pos="993"/>
-          <w:tab w:val="left" w:pos="1418"/>
-          <w:tab w:val="center" w:pos="4677"/>
-        </w:tabs>
-        <w:ind w:left="720"/>
-        <w:jc w:val="center"/>
-        <w:rPr>
-          <w:rFonts w:asciiTheme="minorHAnsi" w:hAnsiTheme="minorHAnsi" w:cstheme="minorHAnsi"/>
-          <w:b/>
-          <w:sz w:val="22"/>
-          <w:szCs w:val="22"/>
-        </w:rPr>
-      </w:pPr>
-      <w:r>
-        <w:rPr>
-          <w:rFonts w:asciiTheme="minorHAnsi" w:hAnsiTheme="minorHAnsi" w:cstheme="minorHAnsi"/>
-          <w:b/>
-          <w:sz w:val="22"/>
-          <w:szCs w:val="22"/>
-        </w:rPr>
-        <w:t>ΑΠΟΦΑΣΙΖΟΥΜΕ</w:t>
-      </w:r>
-    </w:p>
-    <w:p>
-      <w:pPr>
-        <w:pStyle w:val="a6"/>
-        <w:tabs>
-          <w:tab w:val="left" w:pos="993"/>
-          <w:tab w:val="left" w:pos="1418"/>
-          <w:tab w:val="center" w:pos="4677"/>
-        </w:tabs>
-        <w:ind w:left="720"/>
-        <w:jc w:val="both"/>
-        <w:rPr>
-          <w:rFonts w:asciiTheme="minorHAnsi" w:hAnsiTheme="minorHAnsi" w:cstheme="minorHAnsi"/>
-          <w:sz w:val="16"/>
-          <w:szCs w:val="16"/>
-        </w:rPr>
-      </w:pPr>
-    </w:p>
-    <w:p>
-      <w:pPr>
-        <w:shd w:val="clear" w:color="auto" w:fill="FFFFFF"/>
-        <w:jc w:val="both"/>
-        <w:rPr>
-          <w:rFonts w:ascii="Calibri" w:hAnsi="Calibri"/>
-          <w:b/>
-          <w:sz w:val="22"/>
-          <w:szCs w:val="24"/>
-        </w:rPr>
-      </w:pPr>
-      <w:r>
-        <w:rPr>
-          <w:rFonts w:asciiTheme="minorHAnsi" w:hAnsiTheme="minorHAnsi" w:cstheme="minorHAnsi"/>
-          <w:sz w:val="22"/>
-          <w:szCs w:val="22"/>
-        </w:rPr>
-        <w:t xml:space="preserve">                Χορηγούμε …………………………………………………………….  , εκπαιδευτικό του κλάδου ΠΕ …………………………………….  , που υπηρετεί στο ……………………………………..  ,</w:t>
-      </w:r>
-      <w:r>
-        <w:rPr>
-          <w:rFonts w:asciiTheme="minorHAnsi" w:hAnsiTheme="minorHAnsi" w:cstheme="minorHAnsi"/>
-          <w:b/>
-          <w:sz w:val="22"/>
-          <w:szCs w:val="22"/>
-        </w:rPr>
-        <w:t>αναρρωτική άδεια …….. (……….) ημερών</w:t>
-      </w:r>
-      <w:r>
-        <w:rPr>
-          <w:rFonts w:asciiTheme="minorHAnsi" w:hAnsiTheme="minorHAnsi" w:cstheme="minorHAnsi"/>
-          <w:sz w:val="22"/>
-          <w:szCs w:val="22"/>
-        </w:rPr>
-        <w:t xml:space="preserve"> με αποδοχές, </w:t>
-      </w:r>
-      <w:r>
-        <w:rPr>
-          <w:rFonts w:asciiTheme="minorHAnsi" w:hAnsiTheme="minorHAnsi" w:cstheme="minorHAnsi"/>
-          <w:b/>
-          <w:bCs/>
-          <w:sz w:val="22"/>
-          <w:szCs w:val="22"/>
-        </w:rPr>
-        <w:t xml:space="preserve">από  …………… </w:t>
-      </w:r>
-      <w:proofErr w:type="spellStart"/>
-      <w:r>
-        <w:rPr>
-          <w:rFonts w:asciiTheme="minorHAnsi" w:hAnsiTheme="minorHAnsi" w:cstheme="minorHAnsi"/>
-          <w:b/>
-          <w:bCs/>
-          <w:sz w:val="22"/>
-          <w:szCs w:val="22"/>
-        </w:rPr>
-        <w:t>εως</w:t>
-      </w:r>
-      <w:proofErr w:type="spellEnd"/>
-      <w:r>
-        <w:rPr>
-          <w:rFonts w:asciiTheme="minorHAnsi" w:hAnsiTheme="minorHAnsi" w:cstheme="minorHAnsi"/>
-          <w:b/>
-          <w:bCs/>
-          <w:sz w:val="22"/>
-          <w:szCs w:val="22"/>
-        </w:rPr>
-        <w:t xml:space="preserve"> ……………. </w:t>
-      </w:r>
-      <w:r>
-        <w:rPr>
-          <w:rFonts w:asciiTheme="minorHAnsi" w:hAnsiTheme="minorHAnsi" w:cstheme="minorHAnsi"/>
-          <w:sz w:val="22"/>
-          <w:szCs w:val="22"/>
-        </w:rPr>
-        <w:t xml:space="preserve"> λόγω ασθενείας.</w:t>
-      </w:r>
-    </w:p>
-    <w:p>
-      <w:pPr>
-        <w:shd w:val="clear" w:color="auto" w:fill="FFFFFF"/>
-        <w:ind w:left="993" w:hanging="993"/>
-        <w:jc w:val="both"/>
-        <w:rPr>
-          <w:rFonts w:ascii="Calibri" w:hAnsi="Calibri"/>
-          <w:b/>
-          <w:sz w:val="22"/>
-          <w:szCs w:val="24"/>
-        </w:rPr>
-      </w:pPr>
-    </w:p>
-    <w:p>
-      <w:pPr>
-        <w:shd w:val="clear" w:color="auto" w:fill="FFFFFF"/>
-        <w:ind w:left="993" w:hanging="993"/>
-        <w:jc w:val="both"/>
-        <w:rPr>
-          <w:rFonts w:ascii="Calibri" w:hAnsi="Calibri"/>
-          <w:b/>
-          <w:sz w:val="22"/>
-          <w:szCs w:val="24"/>
-        </w:rPr>
-      </w:pPr>
-    </w:p>
-    <w:tbl>
-      <w:tblPr>
-        <w:tblW w:w="0" w:type="auto"/>
-        <w:tblLook w:val="00A0"/>
-      </w:tblPr>
-      <w:tblGrid>
-        <w:gridCol w:w="4991"/>
-        <w:gridCol w:w="4992"/>
-      </w:tblGrid>
-      <w:tr>
-        <w:tc>
-          <w:tcPr>
-            <w:tcW w:w="4991" w:type="dxa"/>
-          </w:tcPr>
-          <w:p>
-            <w:pPr>
-              <w:rPr>
-                <w:rFonts w:ascii="Calibri" w:hAnsi="Calibri"/>
-                <w:b/>
-                <w:sz w:val="24"/>
-                <w:szCs w:val="24"/>
-              </w:rPr>
-            </w:pPr>
-          </w:p>
-          <w:p>
-            <w:pPr>
-              <w:rPr>
-                <w:rFonts w:ascii="Calibri" w:hAnsi="Calibri"/>
-                <w:b/>
-                <w:sz w:val="24"/>
-                <w:szCs w:val="24"/>
-              </w:rPr>
-            </w:pPr>
-          </w:p>
-        </w:tc>
-        <w:tc>
-          <w:tcPr>
-            <w:tcW w:w="4992" w:type="dxa"/>
-          </w:tcPr>
-          <w:p>
-            <w:pPr>
-              <w:jc w:val="center"/>
-              <w:rPr>
-                <w:rFonts w:ascii="Calibri" w:hAnsi="Calibri"/>
-                <w:b/>
-                <w:sz w:val="24"/>
-                <w:szCs w:val="24"/>
-              </w:rPr>
-            </w:pPr>
-            <w:r>
-              <w:rPr>
-                <w:rFonts w:ascii="Calibri" w:hAnsi="Calibri"/>
-                <w:b/>
-                <w:noProof/>
-                <w:sz w:val="24"/>
-                <w:szCs w:val="24"/>
-                <w:lang w:eastAsia="en-US"/>
-              </w:rPr>
-              <w:pict>
-                <v:shape id="_x0000_s1029" type="#_x0000_t202" style="position:absolute;left:0;text-align:left;margin-left:28.4pt;margin-top:2.35pt;width:194.5pt;height:88.45pt;z-index:251660288;mso-width-percent:400;mso-height-percent:200;mso-position-horizontal-relative:text;mso-position-vertical-relative:text;mso-width-percent:400;mso-height-percent:200;mso-width-relative:margin;mso-height-relative:margin" stroked="f">
-                  <v:textbox style="mso-fit-shape-to-text:t">
-                    <w:txbxContent>
-                      <w:p>
-                        <w:pPr>
-                          <w:jc w:val="center"/>
-                          <w:rPr>
-                            <w:rFonts w:asciiTheme="minorHAnsi" w:hAnsiTheme="minorHAnsi" w:cstheme="minorHAnsi"/>
-                            <w:b/>
-                            <w:sz w:val="24"/>
-                          </w:rPr>
-                        </w:pPr>
-                        <w:r>
-                          <w:rPr>
-                            <w:rFonts w:asciiTheme="minorHAnsi" w:hAnsiTheme="minorHAnsi" w:cstheme="minorHAnsi"/>
-                            <w:b/>
-                            <w:sz w:val="24"/>
-                          </w:rPr>
-                          <w:t>Ο Διευθυντής</w:t>
-                        </w:r>
-                      </w:p>
-                      <w:p>
-                        <w:pPr>
-                          <w:jc w:val="center"/>
-                          <w:rPr>
-                            <w:rFonts w:asciiTheme="minorHAnsi" w:hAnsiTheme="minorHAnsi" w:cstheme="minorHAnsi"/>
-                            <w:b/>
-                            <w:sz w:val="24"/>
-                          </w:rPr>
-                        </w:pPr>
-                      </w:p>
-                      <w:p>
-                        <w:pPr>
-                          <w:jc w:val="center"/>
-                          <w:rPr>
-                            <w:rFonts w:asciiTheme="minorHAnsi" w:hAnsiTheme="minorHAnsi" w:cstheme="minorHAnsi"/>
-                            <w:b/>
-                            <w:sz w:val="24"/>
-                          </w:rPr>
-                        </w:pPr>
-                      </w:p>
-                      <w:p>
-                        <w:pPr>
-                          <w:jc w:val="center"/>
-                          <w:rPr>
-                            <w:rFonts w:asciiTheme="minorHAnsi" w:hAnsiTheme="minorHAnsi" w:cstheme="minorHAnsi"/>
-                            <w:b/>
-                            <w:sz w:val="24"/>
-                          </w:rPr>
-                        </w:pPr>
-                      </w:p>
-                      <w:p>
-                        <w:pPr>
-                          <w:jc w:val="center"/>
-                          <w:rPr>
-                            <w:rFonts w:asciiTheme="minorHAnsi" w:hAnsiTheme="minorHAnsi" w:cstheme="minorHAnsi"/>
-                            <w:b/>
-                            <w:sz w:val="24"/>
-                          </w:rPr>
-                        </w:pPr>
-                        <w:r>
-                          <w:rPr>
-                            <w:rFonts w:asciiTheme="minorHAnsi" w:hAnsiTheme="minorHAnsi" w:cstheme="minorHAnsi"/>
-                            <w:b/>
-                            <w:sz w:val="24"/>
-                          </w:rPr>
-                          <w:t>Παντελεήμων Ρουμελιώτης</w:t>
-                        </w:r>
-                      </w:p>
-                    </w:txbxContent>
-                  </v:textbox>
-                </v:shape>
-              </w:pict>
-            </w:r>
-          </w:p>
-          <w:p>
-            <w:pPr>
-              <w:jc w:val="center"/>
-              <w:rPr>
-                <w:rFonts w:ascii="Calibri" w:hAnsi="Calibri"/>
-                <w:b/>
-                <w:sz w:val="24"/>
-                <w:szCs w:val="24"/>
-              </w:rPr>
-            </w:pPr>
-          </w:p>
-          <w:p>
-            <w:pPr>
-              <w:jc w:val="center"/>
-              <w:rPr>
-                <w:rFonts w:ascii="Calibri" w:hAnsi="Calibri"/>
-                <w:b/>
-                <w:sz w:val="24"/>
-                <w:szCs w:val="24"/>
-              </w:rPr>
-            </w:pPr>
-          </w:p>
-          <w:p>
-            <w:pPr>
-              <w:jc w:val="center"/>
-              <w:rPr>
-                <w:rFonts w:ascii="Calibri" w:hAnsi="Calibri"/>
-                <w:b/>
-                <w:sz w:val="24"/>
-                <w:szCs w:val="24"/>
-              </w:rPr>
-            </w:pPr>
-          </w:p>
-          <w:p>
-            <w:pPr>
-              <w:jc w:val="center"/>
-              <w:rPr>
-                <w:rFonts w:ascii="Calibri" w:hAnsi="Calibri"/>
-                <w:b/>
-                <w:sz w:val="24"/>
-                <w:szCs w:val="24"/>
-              </w:rPr>
-            </w:pPr>
-          </w:p>
-          <w:p>
-            <w:pPr>
-              <w:jc w:val="center"/>
-              <w:rPr>
-                <w:rFonts w:ascii="Calibri" w:hAnsi="Calibri"/>
-                <w:b/>
-                <w:sz w:val="24"/>
-                <w:szCs w:val="24"/>
-              </w:rPr>
-            </w:pPr>
-          </w:p>
-        </w:tc>
-      </w:tr>
-    </w:tbl>
     <w:p>
       <w:pPr>
         <w:shd w:val="clear" w:color="auto" w:fill="FFFFFF"/>
@@ -1526,7 +2028,7 @@
         </w:rPr>
         <w:lastRenderedPageBreak/>
         <w:pict>
-          <v:shape id="Πλαίσιο κειμένου 3" o:spid="_x0000_s1027" type="#_x0000_t202" style="position:absolute;margin-left:6.2pt;margin-top:13pt;width:195.4pt;height:74.35pt;z-index:251658240;visibility:visible;mso-width-percent:400;mso-height-percent:200;mso-width-percent:400;mso-height-percent:200;mso-width-relative:margin;mso-height-relative:margin" o:gfxdata="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" stroked="f">
+          <v:shape id="Πλαίσιο κειμένου 3" o:spid="_x0000_s1027" type="#_x0000_t202" style="position:absolute;margin-left:6.4pt;margin-top:58.55pt;width:195.05pt;height:74.35pt;z-index:251658240;visibility:visible;mso-width-percent:400;mso-height-percent:200;mso-width-percent:400;mso-height-percent:200;mso-width-relative:margin;mso-height-relative:margin" o:gfxdata="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" stroked="f">
             <v:textbox style="mso-fit-shape-to-text:t">
               <w:txbxContent>
                 <w:p>
@@ -3942,7 +4444,7 @@
 </file>
 
 <file path=customXml/itemProps1.xml><?xml version="1.0" encoding="utf-8"?>
-<ds:datastoreItem xmlns:ds="http://schemas.openxmlformats.org/officeDocument/2006/customXml" ds:itemID="{405B8937-A379-450F-A3A3-A75345625B23}">
+<ds:datastoreItem xmlns:ds="http://schemas.openxmlformats.org/officeDocument/2006/customXml" ds:itemID="{AC6CF97A-ED30-4D6F-98D6-DA7B0058200F}">
   <ds:schemaRefs>
     <ds:schemaRef ds:uri="http://schemas.openxmlformats.org/officeDocument/2006/bibliography"/>
   </ds:schemaRefs>
